--- a/Plan action site Respire.docx
+++ b/Plan action site Respire.docx
@@ -5,32 +5,20 @@
     <w:p>
       <w:pPr>
         <w:pStyle w:val="Titre2"/>
-        <w:rPr>
-          <w:highlight w:val="lightGray"/>
-        </w:rPr>
       </w:pPr>
       <w:r>
         <w:t xml:space="preserve">1️⃣ </w:t>
       </w:r>
       <w:proofErr w:type="spellStart"/>
       <w:r>
-        <w:rPr>
-          <w:highlight w:val="lightGray"/>
-        </w:rPr>
         <w:t>Préparer</w:t>
       </w:r>
       <w:proofErr w:type="spellEnd"/>
       <w:r>
-        <w:rPr>
-          <w:highlight w:val="lightGray"/>
-        </w:rPr>
         <w:t xml:space="preserve"> le </w:t>
       </w:r>
       <w:proofErr w:type="spellStart"/>
       <w:r>
-        <w:rPr>
-          <w:highlight w:val="lightGray"/>
-        </w:rPr>
         <w:t>projet</w:t>
       </w:r>
       <w:proofErr w:type="spellEnd"/>
@@ -38,218 +26,141 @@
     <w:p>
       <w:pPr>
         <w:pStyle w:val="Listepuces"/>
-        <w:rPr>
-          <w:highlight w:val="lightGray"/>
-        </w:rPr>
       </w:pPr>
       <w:r>
         <w:rPr>
           <w:b/>
-          <w:highlight w:val="lightGray"/>
         </w:rPr>
         <w:t xml:space="preserve">☐ </w:t>
       </w:r>
       <w:proofErr w:type="spellStart"/>
       <w:r>
-        <w:rPr>
-          <w:highlight w:val="lightGray"/>
-        </w:rPr>
         <w:t>Créer</w:t>
       </w:r>
       <w:proofErr w:type="spellEnd"/>
       <w:r>
-        <w:rPr>
-          <w:highlight w:val="lightGray"/>
-        </w:rPr>
         <w:t xml:space="preserve"> deux </w:t>
       </w:r>
       <w:proofErr w:type="gramStart"/>
       <w:r>
-        <w:rPr>
-          <w:highlight w:val="lightGray"/>
-        </w:rPr>
         <w:t>dossiers :</w:t>
       </w:r>
       <w:proofErr w:type="gramEnd"/>
       <w:r>
-        <w:rPr>
-          <w:highlight w:val="lightGray"/>
-        </w:rPr>
         <w:t xml:space="preserve"> respire-front/ (Vite + SCSS + vanilla JS) et respire-api/ (Symfony + SQLite + Redis)</w:t>
       </w:r>
     </w:p>
     <w:p>
       <w:pPr>
         <w:pStyle w:val="Listepuces"/>
-        <w:rPr>
-          <w:highlight w:val="lightGray"/>
-        </w:rPr>
       </w:pPr>
       <w:r>
         <w:rPr>
           <w:b/>
-          <w:highlight w:val="lightGray"/>
         </w:rPr>
         <w:t xml:space="preserve">☐ </w:t>
       </w:r>
       <w:r>
-        <w:rPr>
-          <w:highlight w:val="lightGray"/>
-        </w:rPr>
         <w:t>Installer Node.js</w:t>
       </w:r>
     </w:p>
     <w:p>
       <w:pPr>
         <w:pStyle w:val="Listepuces"/>
-        <w:rPr>
-          <w:highlight w:val="lightGray"/>
-        </w:rPr>
       </w:pPr>
       <w:r>
         <w:rPr>
           <w:b/>
-          <w:highlight w:val="lightGray"/>
         </w:rPr>
         <w:t xml:space="preserve">☐ </w:t>
       </w:r>
       <w:r>
-        <w:rPr>
-          <w:highlight w:val="lightGray"/>
-        </w:rPr>
         <w:t>Installer Symfony CLI</w:t>
       </w:r>
     </w:p>
     <w:p>
       <w:pPr>
         <w:pStyle w:val="Listepuces"/>
-        <w:rPr>
-          <w:highlight w:val="lightGray"/>
-        </w:rPr>
       </w:pPr>
       <w:r>
         <w:rPr>
           <w:b/>
-          <w:highlight w:val="lightGray"/>
         </w:rPr>
         <w:t xml:space="preserve">☐ </w:t>
       </w:r>
       <w:r>
-        <w:rPr>
-          <w:highlight w:val="lightGray"/>
-        </w:rPr>
         <w:t>Installer Redis</w:t>
       </w:r>
     </w:p>
     <w:p>
       <w:pPr>
         <w:pStyle w:val="Titre2"/>
-        <w:rPr>
-          <w:highlight w:val="lightGray"/>
-        </w:rPr>
       </w:pPr>
       <w:r>
-        <w:rPr>
-          <w:highlight w:val="lightGray"/>
-        </w:rPr>
         <w:t>2️⃣ Partie Front – Vite + SCSS + JS</w:t>
       </w:r>
     </w:p>
     <w:p>
       <w:pPr>
         <w:pStyle w:val="Listepuces"/>
-        <w:rPr>
-          <w:highlight w:val="lightGray"/>
-        </w:rPr>
       </w:pPr>
       <w:r>
         <w:rPr>
           <w:b/>
-          <w:highlight w:val="lightGray"/>
         </w:rPr>
         <w:t xml:space="preserve">☐ </w:t>
       </w:r>
       <w:r>
-        <w:rPr>
-          <w:highlight w:val="lightGray"/>
-        </w:rPr>
         <w:t>Initialiser un projet Vite avec template vanilla</w:t>
       </w:r>
     </w:p>
     <w:p>
       <w:pPr>
         <w:pStyle w:val="Listepuces"/>
-        <w:rPr>
-          <w:highlight w:val="lightGray"/>
-        </w:rPr>
       </w:pPr>
       <w:r>
         <w:rPr>
           <w:b/>
-          <w:highlight w:val="lightGray"/>
         </w:rPr>
         <w:t xml:space="preserve">☐ </w:t>
       </w:r>
       <w:r>
-        <w:rPr>
-          <w:highlight w:val="lightGray"/>
-        </w:rPr>
         <w:t>Installer les dépendances npm</w:t>
       </w:r>
     </w:p>
     <w:p>
       <w:pPr>
         <w:pStyle w:val="Listepuces"/>
-        <w:rPr>
-          <w:highlight w:val="lightGray"/>
-        </w:rPr>
       </w:pPr>
       <w:r>
         <w:rPr>
           <w:b/>
-          <w:highlight w:val="lightGray"/>
         </w:rPr>
         <w:t xml:space="preserve">☐ </w:t>
       </w:r>
       <w:r>
-        <w:rPr>
-          <w:highlight w:val="lightGray"/>
-        </w:rPr>
         <w:t xml:space="preserve">Créer la structure de </w:t>
       </w:r>
       <w:proofErr w:type="spellStart"/>
       <w:r>
-        <w:rPr>
-          <w:highlight w:val="lightGray"/>
-        </w:rPr>
         <w:t>fichiers</w:t>
       </w:r>
       <w:proofErr w:type="spellEnd"/>
       <w:r>
-        <w:rPr>
-          <w:highlight w:val="lightGray"/>
-        </w:rPr>
         <w:t xml:space="preserve"> (HTML, CSS, JS)</w:t>
       </w:r>
     </w:p>
     <w:p>
       <w:pPr>
         <w:pStyle w:val="Listepuces"/>
-        <w:rPr>
-          <w:highlight w:val="lightGray"/>
-        </w:rPr>
       </w:pPr>
       <w:r>
         <w:rPr>
           <w:b/>
-          <w:highlight w:val="lightGray"/>
         </w:rPr>
         <w:t xml:space="preserve">☐ </w:t>
       </w:r>
       <w:r>
-        <w:rPr>
-          <w:highlight w:val="lightGray"/>
-        </w:rPr>
         <w:t>Réaliser la maquette (Figma, Canva ou papier)</w:t>
       </w:r>
     </w:p>
@@ -308,119 +219,645 @@
         <w:pStyle w:val="Titre2"/>
       </w:pPr>
       <w:r>
-        <w:t>3️⃣ Partie Back – Symfony + SQLite + SQL</w:t>
+        <w:t xml:space="preserve">3️⃣ </w:t>
+      </w:r>
+      <w:proofErr w:type="spellStart"/>
+      <w:r>
+        <w:t>Partie</w:t>
+      </w:r>
+      <w:proofErr w:type="spellEnd"/>
+      <w:r>
+        <w:t xml:space="preserve"> Back – </w:t>
+      </w:r>
+      <w:r>
+        <w:t>Express</w:t>
+      </w:r>
+      <w:r>
+        <w:t xml:space="preserve"> + SQLite + SQL</w:t>
       </w:r>
     </w:p>
     <w:p>
       <w:pPr>
-        <w:pStyle w:val="Listepuces"/>
+        <w:pStyle w:val="NormalWeb"/>
+        <w:rPr>
+          <w:rFonts w:asciiTheme="minorHAnsi" w:eastAsiaTheme="minorEastAsia" w:hAnsiTheme="minorHAnsi" w:cstheme="minorBidi"/>
+          <w:sz w:val="22"/>
+          <w:szCs w:val="22"/>
+          <w:lang w:val="en-US" w:eastAsia="en-US"/>
+        </w:rPr>
       </w:pPr>
+      <w:proofErr w:type="gramStart"/>
       <w:r>
         <w:rPr>
-          <w:b/>
+          <w:rFonts w:asciiTheme="minorHAnsi" w:eastAsiaTheme="minorEastAsia" w:hAnsiTheme="minorHAnsi" w:cstheme="minorBidi"/>
+          <w:sz w:val="22"/>
+          <w:szCs w:val="22"/>
+          <w:lang w:val="en-US" w:eastAsia="en-US"/>
         </w:rPr>
-        <w:t xml:space="preserve">☐ </w:t>
+        <w:t xml:space="preserve">  </w:t>
       </w:r>
       <w:r>
-        <w:t>Créer le projet Symfony</w:t>
+        <w:rPr>
+          <w:rFonts w:ascii="Apple Color Emoji" w:eastAsiaTheme="minorEastAsia" w:hAnsi="Apple Color Emoji" w:cs="Apple Color Emoji"/>
+          <w:sz w:val="22"/>
+          <w:szCs w:val="22"/>
+          <w:lang w:val="en-US" w:eastAsia="en-US"/>
+        </w:rPr>
+        <w:t>✅</w:t>
+      </w:r>
+      <w:proofErr w:type="gramEnd"/>
+      <w:r>
+        <w:rPr>
+          <w:rFonts w:asciiTheme="minorHAnsi" w:eastAsiaTheme="minorEastAsia" w:hAnsiTheme="minorHAnsi" w:cstheme="minorBidi"/>
+          <w:sz w:val="22"/>
+          <w:szCs w:val="22"/>
+          <w:lang w:val="en-US" w:eastAsia="en-US"/>
+        </w:rPr>
+        <w:t xml:space="preserve"> </w:t>
+      </w:r>
+      <w:proofErr w:type="spellStart"/>
+      <w:r>
+        <w:rPr>
+          <w:rFonts w:asciiTheme="minorHAnsi" w:eastAsiaTheme="minorEastAsia" w:hAnsiTheme="minorHAnsi" w:cstheme="minorBidi"/>
+          <w:sz w:val="22"/>
+          <w:szCs w:val="22"/>
+          <w:lang w:val="en-US" w:eastAsia="en-US"/>
+        </w:rPr>
+        <w:t>Créer</w:t>
+      </w:r>
+      <w:proofErr w:type="spellEnd"/>
+      <w:r>
+        <w:rPr>
+          <w:rFonts w:asciiTheme="minorHAnsi" w:eastAsiaTheme="minorEastAsia" w:hAnsiTheme="minorHAnsi" w:cstheme="minorBidi"/>
+          <w:sz w:val="22"/>
+          <w:szCs w:val="22"/>
+          <w:lang w:val="en-US" w:eastAsia="en-US"/>
+        </w:rPr>
+        <w:t xml:space="preserve"> le </w:t>
+      </w:r>
+      <w:proofErr w:type="spellStart"/>
+      <w:r>
+        <w:rPr>
+          <w:rFonts w:asciiTheme="minorHAnsi" w:eastAsiaTheme="minorEastAsia" w:hAnsiTheme="minorHAnsi" w:cstheme="minorBidi"/>
+          <w:sz w:val="22"/>
+          <w:szCs w:val="22"/>
+          <w:lang w:val="en-US" w:eastAsia="en-US"/>
+        </w:rPr>
+        <w:t>projet</w:t>
+      </w:r>
+      <w:proofErr w:type="spellEnd"/>
+      <w:r>
+        <w:rPr>
+          <w:rFonts w:asciiTheme="minorHAnsi" w:eastAsiaTheme="minorEastAsia" w:hAnsiTheme="minorHAnsi" w:cstheme="minorBidi"/>
+          <w:sz w:val="22"/>
+          <w:szCs w:val="22"/>
+          <w:lang w:val="en-US" w:eastAsia="en-US"/>
+        </w:rPr>
+        <w:t xml:space="preserve"> Express</w:t>
       </w:r>
     </w:p>
     <w:p>
       <w:pPr>
-        <w:pStyle w:val="Listepuces"/>
+        <w:pStyle w:val="NormalWeb"/>
+        <w:rPr>
+          <w:rFonts w:asciiTheme="minorHAnsi" w:eastAsiaTheme="minorEastAsia" w:hAnsiTheme="minorHAnsi" w:cstheme="minorBidi"/>
+          <w:sz w:val="22"/>
+          <w:szCs w:val="22"/>
+          <w:lang w:val="en-US" w:eastAsia="en-US"/>
+        </w:rPr>
       </w:pPr>
+      <w:proofErr w:type="gramStart"/>
       <w:r>
         <w:rPr>
-          <w:b/>
+          <w:rFonts w:asciiTheme="minorHAnsi" w:eastAsiaTheme="minorEastAsia" w:hAnsiTheme="minorHAnsi" w:cstheme="minorBidi"/>
+          <w:sz w:val="22"/>
+          <w:szCs w:val="22"/>
+          <w:lang w:val="en-US" w:eastAsia="en-US"/>
         </w:rPr>
-        <w:t xml:space="preserve">☐ </w:t>
+        <w:t xml:space="preserve">  </w:t>
       </w:r>
       <w:r>
-        <w:t>Configurer SQLite dans le fichier .env</w:t>
+        <w:rPr>
+          <w:rFonts w:ascii="Apple Color Emoji" w:eastAsiaTheme="minorEastAsia" w:hAnsi="Apple Color Emoji" w:cs="Apple Color Emoji"/>
+          <w:sz w:val="22"/>
+          <w:szCs w:val="22"/>
+          <w:lang w:val="en-US" w:eastAsia="en-US"/>
+        </w:rPr>
+        <w:t>✅</w:t>
+      </w:r>
+      <w:proofErr w:type="gramEnd"/>
+      <w:r>
+        <w:rPr>
+          <w:rFonts w:asciiTheme="minorHAnsi" w:eastAsiaTheme="minorEastAsia" w:hAnsiTheme="minorHAnsi" w:cstheme="minorBidi"/>
+          <w:sz w:val="22"/>
+          <w:szCs w:val="22"/>
+          <w:lang w:val="en-US" w:eastAsia="en-US"/>
+        </w:rPr>
+        <w:t xml:space="preserve"> </w:t>
+      </w:r>
+      <w:proofErr w:type="spellStart"/>
+      <w:r>
+        <w:rPr>
+          <w:rFonts w:asciiTheme="minorHAnsi" w:eastAsiaTheme="minorEastAsia" w:hAnsiTheme="minorHAnsi" w:cstheme="minorBidi"/>
+          <w:sz w:val="22"/>
+          <w:szCs w:val="22"/>
+          <w:lang w:val="en-US" w:eastAsia="en-US"/>
+        </w:rPr>
+        <w:t>Configurer</w:t>
+      </w:r>
+      <w:proofErr w:type="spellEnd"/>
+      <w:r>
+        <w:rPr>
+          <w:rFonts w:asciiTheme="minorHAnsi" w:eastAsiaTheme="minorEastAsia" w:hAnsiTheme="minorHAnsi" w:cstheme="minorBidi"/>
+          <w:sz w:val="22"/>
+          <w:szCs w:val="22"/>
+          <w:lang w:val="en-US" w:eastAsia="en-US"/>
+        </w:rPr>
+        <w:t xml:space="preserve"> SQLite dans le </w:t>
+      </w:r>
+      <w:proofErr w:type="gramStart"/>
+      <w:r>
+        <w:rPr>
+          <w:rFonts w:asciiTheme="minorHAnsi" w:eastAsiaTheme="minorEastAsia" w:hAnsiTheme="minorHAnsi" w:cstheme="minorBidi"/>
+          <w:sz w:val="22"/>
+          <w:szCs w:val="22"/>
+          <w:lang w:val="en-US" w:eastAsia="en-US"/>
+        </w:rPr>
+        <w:t>fichier .</w:t>
+      </w:r>
+      <w:proofErr w:type="spellStart"/>
+      <w:r>
+        <w:rPr>
+          <w:rFonts w:asciiTheme="minorHAnsi" w:eastAsiaTheme="minorEastAsia" w:hAnsiTheme="minorHAnsi" w:cstheme="minorBidi"/>
+          <w:sz w:val="22"/>
+          <w:szCs w:val="22"/>
+          <w:lang w:val="en-US" w:eastAsia="en-US"/>
+        </w:rPr>
+        <w:t>env</w:t>
+      </w:r>
+      <w:proofErr w:type="spellEnd"/>
+      <w:proofErr w:type="gramEnd"/>
+      <w:r>
+        <w:rPr>
+          <w:rFonts w:asciiTheme="minorHAnsi" w:eastAsiaTheme="minorEastAsia" w:hAnsiTheme="minorHAnsi" w:cstheme="minorBidi"/>
+          <w:sz w:val="22"/>
+          <w:szCs w:val="22"/>
+          <w:lang w:val="en-US" w:eastAsia="en-US"/>
+        </w:rPr>
+        <w:t xml:space="preserve"> (DATABASE_URL="file</w:t>
+      </w:r>
+      <w:proofErr w:type="gramStart"/>
+      <w:r>
+        <w:rPr>
+          <w:rFonts w:asciiTheme="minorHAnsi" w:eastAsiaTheme="minorEastAsia" w:hAnsiTheme="minorHAnsi" w:cstheme="minorBidi"/>
+          <w:sz w:val="22"/>
+          <w:szCs w:val="22"/>
+          <w:lang w:val="en-US" w:eastAsia="en-US"/>
+        </w:rPr>
+        <w:t>:./</w:t>
+      </w:r>
+      <w:proofErr w:type="spellStart"/>
+      <w:proofErr w:type="gramEnd"/>
+      <w:r>
+        <w:rPr>
+          <w:rFonts w:asciiTheme="minorHAnsi" w:eastAsiaTheme="minorEastAsia" w:hAnsiTheme="minorHAnsi" w:cstheme="minorBidi"/>
+          <w:sz w:val="22"/>
+          <w:szCs w:val="22"/>
+          <w:lang w:val="en-US" w:eastAsia="en-US"/>
+        </w:rPr>
+        <w:t>dev.db</w:t>
+      </w:r>
+      <w:proofErr w:type="spellEnd"/>
+      <w:r>
+        <w:rPr>
+          <w:rFonts w:asciiTheme="minorHAnsi" w:eastAsiaTheme="minorEastAsia" w:hAnsiTheme="minorHAnsi" w:cstheme="minorBidi"/>
+          <w:sz w:val="22"/>
+          <w:szCs w:val="22"/>
+          <w:lang w:val="en-US" w:eastAsia="en-US"/>
+        </w:rPr>
+        <w:t>")</w:t>
       </w:r>
     </w:p>
     <w:p>
       <w:pPr>
-        <w:pStyle w:val="Listepuces"/>
+        <w:pStyle w:val="NormalWeb"/>
+        <w:rPr>
+          <w:rFonts w:asciiTheme="minorHAnsi" w:eastAsiaTheme="minorEastAsia" w:hAnsiTheme="minorHAnsi" w:cstheme="minorBidi"/>
+          <w:sz w:val="22"/>
+          <w:szCs w:val="22"/>
+          <w:lang w:val="en-US" w:eastAsia="en-US"/>
+        </w:rPr>
       </w:pPr>
+      <w:proofErr w:type="gramStart"/>
       <w:r>
         <w:rPr>
-          <w:b/>
+          <w:rFonts w:asciiTheme="minorHAnsi" w:eastAsiaTheme="minorEastAsia" w:hAnsiTheme="minorHAnsi" w:cstheme="minorBidi"/>
+          <w:sz w:val="22"/>
+          <w:szCs w:val="22"/>
+          <w:lang w:val="en-US" w:eastAsia="en-US"/>
         </w:rPr>
-        <w:t xml:space="preserve">☐ </w:t>
+        <w:t xml:space="preserve">  </w:t>
       </w:r>
       <w:r>
-        <w:t>Créer l’entité ContactMessage</w:t>
+        <w:rPr>
+          <w:rFonts w:ascii="Apple Color Emoji" w:eastAsiaTheme="minorEastAsia" w:hAnsi="Apple Color Emoji" w:cs="Apple Color Emoji"/>
+          <w:sz w:val="22"/>
+          <w:szCs w:val="22"/>
+          <w:lang w:val="en-US" w:eastAsia="en-US"/>
+        </w:rPr>
+        <w:t>✅</w:t>
+      </w:r>
+      <w:proofErr w:type="gramEnd"/>
+      <w:r>
+        <w:rPr>
+          <w:rFonts w:asciiTheme="minorHAnsi" w:eastAsiaTheme="minorEastAsia" w:hAnsiTheme="minorHAnsi" w:cstheme="minorBidi"/>
+          <w:sz w:val="22"/>
+          <w:szCs w:val="22"/>
+          <w:lang w:val="en-US" w:eastAsia="en-US"/>
+        </w:rPr>
+        <w:t xml:space="preserve"> Créer l’entité </w:t>
+      </w:r>
+      <w:proofErr w:type="spellStart"/>
+      <w:r>
+        <w:rPr>
+          <w:rFonts w:asciiTheme="minorHAnsi" w:eastAsiaTheme="minorEastAsia" w:hAnsiTheme="minorHAnsi" w:cstheme="minorBidi"/>
+          <w:sz w:val="22"/>
+          <w:szCs w:val="22"/>
+          <w:lang w:val="en-US" w:eastAsia="en-US"/>
+        </w:rPr>
+        <w:t>ContactMessage</w:t>
+      </w:r>
+      <w:proofErr w:type="spellEnd"/>
+      <w:r>
+        <w:rPr>
+          <w:rFonts w:asciiTheme="minorHAnsi" w:eastAsiaTheme="minorEastAsia" w:hAnsiTheme="minorHAnsi" w:cstheme="minorBidi"/>
+          <w:sz w:val="22"/>
+          <w:szCs w:val="22"/>
+          <w:lang w:val="en-US" w:eastAsia="en-US"/>
+        </w:rPr>
+        <w:t xml:space="preserve"> (</w:t>
+      </w:r>
+      <w:proofErr w:type="spellStart"/>
+      <w:proofErr w:type="gramStart"/>
+      <w:r>
+        <w:rPr>
+          <w:rFonts w:asciiTheme="minorHAnsi" w:eastAsiaTheme="minorEastAsia" w:hAnsiTheme="minorHAnsi" w:cstheme="minorBidi"/>
+          <w:sz w:val="22"/>
+          <w:szCs w:val="22"/>
+          <w:lang w:val="en-US" w:eastAsia="en-US"/>
+        </w:rPr>
+        <w:t>schema.prisma</w:t>
+      </w:r>
+      <w:proofErr w:type="spellEnd"/>
+      <w:proofErr w:type="gramEnd"/>
+      <w:r>
+        <w:rPr>
+          <w:rFonts w:asciiTheme="minorHAnsi" w:eastAsiaTheme="minorEastAsia" w:hAnsiTheme="minorHAnsi" w:cstheme="minorBidi"/>
+          <w:sz w:val="22"/>
+          <w:szCs w:val="22"/>
+          <w:lang w:val="en-US" w:eastAsia="en-US"/>
+        </w:rPr>
+        <w:t>)</w:t>
       </w:r>
     </w:p>
     <w:p>
       <w:pPr>
-        <w:pStyle w:val="Listepuces"/>
+        <w:pStyle w:val="NormalWeb"/>
+        <w:rPr>
+          <w:rFonts w:asciiTheme="minorHAnsi" w:eastAsiaTheme="minorEastAsia" w:hAnsiTheme="minorHAnsi" w:cstheme="minorBidi"/>
+          <w:sz w:val="22"/>
+          <w:szCs w:val="22"/>
+          <w:lang w:val="en-US" w:eastAsia="en-US"/>
+        </w:rPr>
       </w:pPr>
+      <w:proofErr w:type="gramStart"/>
       <w:r>
         <w:rPr>
-          <w:b/>
+          <w:rFonts w:asciiTheme="minorHAnsi" w:eastAsiaTheme="minorEastAsia" w:hAnsiTheme="minorHAnsi" w:cstheme="minorBidi"/>
+          <w:sz w:val="22"/>
+          <w:szCs w:val="22"/>
+          <w:lang w:val="en-US" w:eastAsia="en-US"/>
         </w:rPr>
-        <w:t xml:space="preserve">☐ </w:t>
+        <w:t xml:space="preserve">  </w:t>
       </w:r>
       <w:r>
-        <w:t>Créer la base de données et exécuter les migrations</w:t>
+        <w:rPr>
+          <w:rFonts w:ascii="Apple Color Emoji" w:eastAsiaTheme="minorEastAsia" w:hAnsi="Apple Color Emoji" w:cs="Apple Color Emoji"/>
+          <w:sz w:val="22"/>
+          <w:szCs w:val="22"/>
+          <w:lang w:val="en-US" w:eastAsia="en-US"/>
+        </w:rPr>
+        <w:t>✅</w:t>
+      </w:r>
+      <w:proofErr w:type="gramEnd"/>
+      <w:r>
+        <w:rPr>
+          <w:rFonts w:asciiTheme="minorHAnsi" w:eastAsiaTheme="minorEastAsia" w:hAnsiTheme="minorHAnsi" w:cstheme="minorBidi"/>
+          <w:sz w:val="22"/>
+          <w:szCs w:val="22"/>
+          <w:lang w:val="en-US" w:eastAsia="en-US"/>
+        </w:rPr>
+        <w:t xml:space="preserve"> Créer la base de données et exécuter les migrations (</w:t>
+      </w:r>
+      <w:proofErr w:type="spellStart"/>
+      <w:r>
+        <w:rPr>
+          <w:rFonts w:asciiTheme="minorHAnsi" w:eastAsiaTheme="minorEastAsia" w:hAnsiTheme="minorHAnsi" w:cstheme="minorBidi"/>
+          <w:sz w:val="22"/>
+          <w:szCs w:val="22"/>
+          <w:lang w:val="en-US" w:eastAsia="en-US"/>
+        </w:rPr>
+        <w:t>prisma</w:t>
+      </w:r>
+      <w:proofErr w:type="spellEnd"/>
+      <w:r>
+        <w:rPr>
+          <w:rFonts w:asciiTheme="minorHAnsi" w:eastAsiaTheme="minorEastAsia" w:hAnsiTheme="minorHAnsi" w:cstheme="minorBidi"/>
+          <w:sz w:val="22"/>
+          <w:szCs w:val="22"/>
+          <w:lang w:val="en-US" w:eastAsia="en-US"/>
+        </w:rPr>
+        <w:t xml:space="preserve"> </w:t>
+      </w:r>
+      <w:proofErr w:type="spellStart"/>
+      <w:r>
+        <w:rPr>
+          <w:rFonts w:asciiTheme="minorHAnsi" w:eastAsiaTheme="minorEastAsia" w:hAnsiTheme="minorHAnsi" w:cstheme="minorBidi"/>
+          <w:sz w:val="22"/>
+          <w:szCs w:val="22"/>
+          <w:lang w:val="en-US" w:eastAsia="en-US"/>
+        </w:rPr>
+        <w:t>migrate</w:t>
+      </w:r>
+      <w:proofErr w:type="spellEnd"/>
+      <w:r>
+        <w:rPr>
+          <w:rFonts w:asciiTheme="minorHAnsi" w:eastAsiaTheme="minorEastAsia" w:hAnsiTheme="minorHAnsi" w:cstheme="minorBidi"/>
+          <w:sz w:val="22"/>
+          <w:szCs w:val="22"/>
+          <w:lang w:val="en-US" w:eastAsia="en-US"/>
+        </w:rPr>
+        <w:t xml:space="preserve"> dev)</w:t>
       </w:r>
     </w:p>
     <w:p>
       <w:pPr>
-        <w:pStyle w:val="Listepuces"/>
+        <w:pStyle w:val="NormalWeb"/>
+        <w:rPr>
+          <w:rFonts w:asciiTheme="minorHAnsi" w:eastAsiaTheme="minorEastAsia" w:hAnsiTheme="minorHAnsi" w:cstheme="minorBidi"/>
+          <w:sz w:val="22"/>
+          <w:szCs w:val="22"/>
+          <w:lang w:val="en-US" w:eastAsia="en-US"/>
+        </w:rPr>
       </w:pPr>
+      <w:proofErr w:type="gramStart"/>
       <w:r>
         <w:rPr>
-          <w:b/>
+          <w:rFonts w:asciiTheme="minorHAnsi" w:eastAsiaTheme="minorEastAsia" w:hAnsiTheme="minorHAnsi" w:cstheme="minorBidi"/>
+          <w:sz w:val="22"/>
+          <w:szCs w:val="22"/>
+          <w:lang w:val="en-US" w:eastAsia="en-US"/>
         </w:rPr>
-        <w:t xml:space="preserve">☐ </w:t>
+        <w:t xml:space="preserve">  </w:t>
       </w:r>
       <w:r>
-        <w:t>Créer un contrôleur API POST /api/contact</w:t>
+        <w:rPr>
+          <w:rFonts w:ascii="Apple Color Emoji" w:eastAsiaTheme="minorEastAsia" w:hAnsi="Apple Color Emoji" w:cs="Apple Color Emoji"/>
+          <w:sz w:val="22"/>
+          <w:szCs w:val="22"/>
+          <w:lang w:val="en-US" w:eastAsia="en-US"/>
+        </w:rPr>
+        <w:t>✅</w:t>
+      </w:r>
+      <w:proofErr w:type="gramEnd"/>
+      <w:r>
+        <w:rPr>
+          <w:rFonts w:asciiTheme="minorHAnsi" w:eastAsiaTheme="minorEastAsia" w:hAnsiTheme="minorHAnsi" w:cstheme="minorBidi"/>
+          <w:sz w:val="22"/>
+          <w:szCs w:val="22"/>
+          <w:lang w:val="en-US" w:eastAsia="en-US"/>
+        </w:rPr>
+        <w:t xml:space="preserve"> Créer un contrôleur API POST /api/contact</w:t>
       </w:r>
     </w:p>
     <w:p>
       <w:pPr>
-        <w:pStyle w:val="Listepuces"/>
+        <w:pStyle w:val="NormalWeb"/>
+        <w:rPr>
+          <w:rFonts w:asciiTheme="minorHAnsi" w:eastAsiaTheme="minorEastAsia" w:hAnsiTheme="minorHAnsi" w:cstheme="minorBidi"/>
+          <w:sz w:val="22"/>
+          <w:szCs w:val="22"/>
+          <w:lang w:val="en-US" w:eastAsia="en-US"/>
+        </w:rPr>
       </w:pPr>
+      <w:proofErr w:type="gramStart"/>
       <w:r>
         <w:rPr>
-          <w:b/>
+          <w:rFonts w:asciiTheme="minorHAnsi" w:eastAsiaTheme="minorEastAsia" w:hAnsiTheme="minorHAnsi" w:cstheme="minorBidi"/>
+          <w:sz w:val="22"/>
+          <w:szCs w:val="22"/>
+          <w:lang w:val="en-US" w:eastAsia="en-US"/>
         </w:rPr>
-        <w:t xml:space="preserve">☐ </w:t>
+        <w:t xml:space="preserve">  </w:t>
       </w:r>
       <w:r>
-        <w:t>Ajouter la validation email</w:t>
+        <w:rPr>
+          <w:rFonts w:ascii="Apple Color Emoji" w:eastAsiaTheme="minorEastAsia" w:hAnsi="Apple Color Emoji" w:cs="Apple Color Emoji"/>
+          <w:sz w:val="22"/>
+          <w:szCs w:val="22"/>
+          <w:lang w:val="en-US" w:eastAsia="en-US"/>
+        </w:rPr>
+        <w:t>✅</w:t>
+      </w:r>
+      <w:proofErr w:type="gramEnd"/>
+      <w:r>
+        <w:rPr>
+          <w:rFonts w:asciiTheme="minorHAnsi" w:eastAsiaTheme="minorEastAsia" w:hAnsiTheme="minorHAnsi" w:cstheme="minorBidi"/>
+          <w:sz w:val="22"/>
+          <w:szCs w:val="22"/>
+          <w:lang w:val="en-US" w:eastAsia="en-US"/>
+        </w:rPr>
+        <w:t xml:space="preserve"> Ajouter la validation </w:t>
+      </w:r>
+      <w:proofErr w:type="gramStart"/>
+      <w:r>
+        <w:rPr>
+          <w:rFonts w:asciiTheme="minorHAnsi" w:eastAsiaTheme="minorEastAsia" w:hAnsiTheme="minorHAnsi" w:cstheme="minorBidi"/>
+          <w:sz w:val="22"/>
+          <w:szCs w:val="22"/>
+          <w:lang w:val="en-US" w:eastAsia="en-US"/>
+        </w:rPr>
+        <w:t>email</w:t>
+      </w:r>
+      <w:proofErr w:type="gramEnd"/>
+      <w:r>
+        <w:rPr>
+          <w:rFonts w:asciiTheme="minorHAnsi" w:eastAsiaTheme="minorEastAsia" w:hAnsiTheme="minorHAnsi" w:cstheme="minorBidi"/>
+          <w:sz w:val="22"/>
+          <w:szCs w:val="22"/>
+          <w:lang w:val="en-US" w:eastAsia="en-US"/>
+        </w:rPr>
+        <w:t xml:space="preserve"> (regex + longueurs)</w:t>
       </w:r>
     </w:p>
     <w:p>
       <w:pPr>
-        <w:pStyle w:val="Listepuces"/>
+        <w:pStyle w:val="NormalWeb"/>
+        <w:rPr>
+          <w:rFonts w:asciiTheme="minorHAnsi" w:eastAsiaTheme="minorEastAsia" w:hAnsiTheme="minorHAnsi" w:cstheme="minorBidi"/>
+          <w:sz w:val="22"/>
+          <w:szCs w:val="22"/>
+          <w:lang w:val="en-US" w:eastAsia="en-US"/>
+        </w:rPr>
       </w:pPr>
+      <w:proofErr w:type="gramStart"/>
       <w:r>
         <w:rPr>
-          <w:b/>
+          <w:rFonts w:asciiTheme="minorHAnsi" w:eastAsiaTheme="minorEastAsia" w:hAnsiTheme="minorHAnsi" w:cstheme="minorBidi"/>
+          <w:sz w:val="22"/>
+          <w:szCs w:val="22"/>
+          <w:lang w:val="en-US" w:eastAsia="en-US"/>
         </w:rPr>
-        <w:t xml:space="preserve">☐ </w:t>
+        <w:t xml:space="preserve">  </w:t>
       </w:r>
       <w:r>
-        <w:t>Enregistrer les données en base SQL</w:t>
+        <w:rPr>
+          <w:rFonts w:ascii="Apple Color Emoji" w:eastAsiaTheme="minorEastAsia" w:hAnsi="Apple Color Emoji" w:cs="Apple Color Emoji"/>
+          <w:sz w:val="22"/>
+          <w:szCs w:val="22"/>
+          <w:lang w:val="en-US" w:eastAsia="en-US"/>
+        </w:rPr>
+        <w:t>✅</w:t>
+      </w:r>
+      <w:proofErr w:type="gramEnd"/>
+      <w:r>
+        <w:rPr>
+          <w:rFonts w:asciiTheme="minorHAnsi" w:eastAsiaTheme="minorEastAsia" w:hAnsiTheme="minorHAnsi" w:cstheme="minorBidi"/>
+          <w:sz w:val="22"/>
+          <w:szCs w:val="22"/>
+          <w:lang w:val="en-US" w:eastAsia="en-US"/>
+        </w:rPr>
+        <w:t xml:space="preserve"> Enregistrer les données en base SQL (Prisma </w:t>
+      </w:r>
+      <w:proofErr w:type="spellStart"/>
+      <w:r>
+        <w:rPr>
+          <w:rFonts w:asciiTheme="minorHAnsi" w:eastAsiaTheme="minorEastAsia" w:hAnsiTheme="minorHAnsi" w:cstheme="minorBidi"/>
+          <w:sz w:val="22"/>
+          <w:szCs w:val="22"/>
+          <w:lang w:val="en-US" w:eastAsia="en-US"/>
+        </w:rPr>
+        <w:t>create</w:t>
+      </w:r>
+      <w:proofErr w:type="spellEnd"/>
+      <w:r>
+        <w:rPr>
+          <w:rFonts w:asciiTheme="minorHAnsi" w:eastAsiaTheme="minorEastAsia" w:hAnsiTheme="minorHAnsi" w:cstheme="minorBidi"/>
+          <w:sz w:val="22"/>
+          <w:szCs w:val="22"/>
+          <w:lang w:val="en-US" w:eastAsia="en-US"/>
+        </w:rPr>
+        <w:t>)</w:t>
       </w:r>
     </w:p>
     <w:p>
       <w:pPr>
-        <w:pStyle w:val="Listepuces"/>
+        <w:pStyle w:val="NormalWeb"/>
+        <w:rPr>
+          <w:rFonts w:asciiTheme="minorHAnsi" w:eastAsiaTheme="minorEastAsia" w:hAnsiTheme="minorHAnsi" w:cstheme="minorBidi"/>
+          <w:sz w:val="22"/>
+          <w:szCs w:val="22"/>
+          <w:lang w:val="en-US" w:eastAsia="en-US"/>
+        </w:rPr>
       </w:pPr>
+      <w:proofErr w:type="gramStart"/>
       <w:r>
         <w:rPr>
-          <w:b/>
+          <w:rFonts w:asciiTheme="minorHAnsi" w:eastAsiaTheme="minorEastAsia" w:hAnsiTheme="minorHAnsi" w:cstheme="minorBidi"/>
+          <w:sz w:val="22"/>
+          <w:szCs w:val="22"/>
+          <w:lang w:val="en-US" w:eastAsia="en-US"/>
         </w:rPr>
-        <w:t xml:space="preserve">☐ </w:t>
+        <w:t xml:space="preserve">  </w:t>
       </w:r>
       <w:r>
-        <w:t>Retourner une réponse JSON</w:t>
+        <w:rPr>
+          <w:rFonts w:ascii="Apple Color Emoji" w:eastAsiaTheme="minorEastAsia" w:hAnsi="Apple Color Emoji" w:cs="Apple Color Emoji"/>
+          <w:sz w:val="22"/>
+          <w:szCs w:val="22"/>
+          <w:lang w:val="en-US" w:eastAsia="en-US"/>
+        </w:rPr>
+        <w:t>✅</w:t>
+      </w:r>
+      <w:proofErr w:type="gramEnd"/>
+      <w:r>
+        <w:rPr>
+          <w:rFonts w:asciiTheme="minorHAnsi" w:eastAsiaTheme="minorEastAsia" w:hAnsiTheme="minorHAnsi" w:cstheme="minorBidi"/>
+          <w:sz w:val="22"/>
+          <w:szCs w:val="22"/>
+          <w:lang w:val="en-US" w:eastAsia="en-US"/>
+        </w:rPr>
+        <w:t xml:space="preserve"> Retourner une réponse JSON </w:t>
+      </w:r>
+      <w:proofErr w:type="gramStart"/>
+      <w:r>
+        <w:rPr>
+          <w:rFonts w:asciiTheme="minorHAnsi" w:eastAsiaTheme="minorEastAsia" w:hAnsiTheme="minorHAnsi" w:cstheme="minorBidi"/>
+          <w:sz w:val="22"/>
+          <w:szCs w:val="22"/>
+          <w:lang w:val="en-US" w:eastAsia="en-US"/>
+        </w:rPr>
+        <w:t xml:space="preserve">({ </w:t>
+      </w:r>
+      <w:proofErr w:type="spellStart"/>
+      <w:r>
+        <w:rPr>
+          <w:rFonts w:asciiTheme="minorHAnsi" w:eastAsiaTheme="minorEastAsia" w:hAnsiTheme="minorHAnsi" w:cstheme="minorBidi"/>
+          <w:sz w:val="22"/>
+          <w:szCs w:val="22"/>
+          <w:lang w:val="en-US" w:eastAsia="en-US"/>
+        </w:rPr>
+        <w:t>ok</w:t>
+      </w:r>
+      <w:proofErr w:type="gramEnd"/>
+      <w:r>
+        <w:rPr>
+          <w:rFonts w:asciiTheme="minorHAnsi" w:eastAsiaTheme="minorEastAsia" w:hAnsiTheme="minorHAnsi" w:cstheme="minorBidi"/>
+          <w:sz w:val="22"/>
+          <w:szCs w:val="22"/>
+          <w:lang w:val="en-US" w:eastAsia="en-US"/>
+        </w:rPr>
+        <w:t>:true</w:t>
+      </w:r>
+      <w:proofErr w:type="spellEnd"/>
+      <w:r>
+        <w:rPr>
+          <w:rFonts w:asciiTheme="minorHAnsi" w:eastAsiaTheme="minorEastAsia" w:hAnsiTheme="minorHAnsi" w:cstheme="minorBidi"/>
+          <w:sz w:val="22"/>
+          <w:szCs w:val="22"/>
+          <w:lang w:val="en-US" w:eastAsia="en-US"/>
+        </w:rPr>
+        <w:t xml:space="preserve">, </w:t>
+      </w:r>
+      <w:proofErr w:type="gramStart"/>
+      <w:r>
+        <w:rPr>
+          <w:rFonts w:asciiTheme="minorHAnsi" w:eastAsiaTheme="minorEastAsia" w:hAnsiTheme="minorHAnsi" w:cstheme="minorBidi"/>
+          <w:sz w:val="22"/>
+          <w:szCs w:val="22"/>
+          <w:lang w:val="en-US" w:eastAsia="en-US"/>
+        </w:rPr>
+        <w:t>message:"..."</w:t>
+      </w:r>
+      <w:proofErr w:type="gramEnd"/>
+      <w:r>
+        <w:rPr>
+          <w:rFonts w:asciiTheme="minorHAnsi" w:eastAsiaTheme="minorEastAsia" w:hAnsiTheme="minorHAnsi" w:cstheme="minorBidi"/>
+          <w:sz w:val="22"/>
+          <w:szCs w:val="22"/>
+          <w:lang w:val="en-US" w:eastAsia="en-US"/>
+        </w:rPr>
+        <w:t xml:space="preserve"> })</w:t>
       </w:r>
     </w:p>
     <w:p>
@@ -428,7 +865,15 @@
         <w:pStyle w:val="Titre2"/>
       </w:pPr>
       <w:r>
-        <w:t>4️⃣ Partie Back – NoSQL (Redis)</w:t>
+        <w:t xml:space="preserve">4️⃣ </w:t>
+      </w:r>
+      <w:proofErr w:type="spellStart"/>
+      <w:r>
+        <w:t>Partie</w:t>
+      </w:r>
+      <w:proofErr w:type="spellEnd"/>
+      <w:r>
+        <w:t xml:space="preserve"> Back – NoSQL (Redis)</w:t>
       </w:r>
     </w:p>
     <w:p>
@@ -506,6 +951,7 @@
         <w:pStyle w:val="Titre2"/>
       </w:pPr>
       <w:r>
+        <w:lastRenderedPageBreak/>
         <w:t>5️⃣ Tests</w:t>
       </w:r>
     </w:p>
@@ -825,7 +1271,7 @@
   <w:abstractNum w:abstractNumId="8" w15:restartNumberingAfterBreak="0">
     <w:nsid w:val="FFFFFF89"/>
     <w:multiLevelType w:val="singleLevel"/>
-    <w:tmpl w:val="29761A62"/>
+    <w:tmpl w:val="196EF88E"/>
     <w:lvl w:ilvl="0">
       <w:start w:val="1"/>
       <w:numFmt w:val="bullet"/>
@@ -12253,6 +12699,36 @@
       </w:tcPr>
     </w:tblStylePr>
   </w:style>
+  <w:style w:type="paragraph" w:styleId="NormalWeb">
+    <w:name w:val="Normal (Web)"/>
+    <w:basedOn w:val="Normal"/>
+    <w:uiPriority w:val="99"/>
+    <w:semiHidden/>
+    <w:unhideWhenUsed/>
+    <w:rsid w:val="003B3CAD"/>
+    <w:pPr>
+      <w:spacing w:before="100" w:beforeAutospacing="1" w:after="100" w:afterAutospacing="1" w:line="240" w:lineRule="auto"/>
+    </w:pPr>
+    <w:rPr>
+      <w:rFonts w:ascii="Times New Roman" w:eastAsia="Times New Roman" w:hAnsi="Times New Roman" w:cs="Times New Roman"/>
+      <w:sz w:val="24"/>
+      <w:szCs w:val="24"/>
+      <w:lang w:val="fr-FR" w:eastAsia="fr-FR"/>
+    </w:rPr>
+  </w:style>
+  <w:style w:type="character" w:styleId="CodeHTML">
+    <w:name w:val="HTML Code"/>
+    <w:basedOn w:val="Policepardfaut"/>
+    <w:uiPriority w:val="99"/>
+    <w:semiHidden/>
+    <w:unhideWhenUsed/>
+    <w:rsid w:val="003B3CAD"/>
+    <w:rPr>
+      <w:rFonts w:ascii="Courier New" w:eastAsia="Times New Roman" w:hAnsi="Courier New" w:cs="Courier New"/>
+      <w:sz w:val="20"/>
+      <w:szCs w:val="20"/>
+    </w:rPr>
+  </w:style>
 </w:styles>
 </file>
 
